--- a/applications/n8n-csm-guided-west-coast/n8n-CSMGuidedWest-CoverLetter.docx
+++ b/applications/n8n-csm-guided-west-coast/n8n-CSMGuidedWest-CoverLetter.docx
@@ -94,7 +94,7 @@
           <w:b w:val="0"/>
           <w:color w:val="1A1A1A"/>
         </w:rPr>
-        <w:t>I'm already an n8n user. I build production workflows in n8n, Make, and Zapier for clients at Solenzo: webhooks, REST API calls, JavaScript and Python code nodes, and LLM API steps, including an audit workflow with rubric-graded AI output that has run on 180+ businesses. When an integration breaks, I'm the one reading the JSON and fixing it, so conversations with IT and engineering stakeholders about APIs and automation architecture are familiar ground.</w:t>
+        <w:t>I'm already an n8n user. I build production workflows in n8n, Make, and Zapier for clients at Solenzo: OAuth and API-key credentials, webhooks, REST API calls, JavaScript and Python code nodes, and LLM API steps, including an audit workflow with rubric-graded AI output that has run on 180+ businesses. When an integration breaks, I'm the one reading the JSON and fixing it, so conversations with IT and engineering stakeholders about APIs and automation architecture are familiar ground.</w:t>
       </w:r>
     </w:p>
     <w:p>
